--- a/Calendario2026/Ejercicios/11_VLANs/Ejercicio11_VLANs_Solucion.docx
+++ b/Calendario2026/Ejercicios/11_VLANs/Ejercicio11_VLANs_Solucion.docx
@@ -1,6 +1,6 @@
 
 <file path=word/document.xml><?xml version="1.0" encoding="utf-8"?>
-<w:document xmlns:wpc="http://schemas.microsoft.com/office/word/2010/wordprocessingCanvas" xmlns:cx="http://schemas.microsoft.com/office/drawing/2014/chartex" xmlns:cx1="http://schemas.microsoft.com/office/drawing/2015/9/8/chartex" xmlns:cx2="http://schemas.microsoft.com/office/drawing/2015/10/21/chartex" xmlns:cx3="http://schemas.microsoft.com/office/drawing/2016/5/9/chartex" xmlns:cx4="http://schemas.microsoft.com/office/drawing/2016/5/10/chartex" xmlns:cx5="http://schemas.microsoft.com/office/drawing/2016/5/11/chartex" xmlns:cx6="http://schemas.microsoft.com/office/drawing/2016/5/12/chartex" xmlns:cx7="http://schemas.microsoft.com/office/drawing/2016/5/13/chartex" xmlns:cx8="http://schemas.microsoft.com/office/drawing/2016/5/14/chartex" xmlns:mc="http://schemas.openxmlformats.org/markup-compatibility/2006" xmlns:aink="http://schemas.microsoft.com/office/drawing/2016/ink" xmlns:am3d="http://schemas.microsoft.com/office/drawing/2017/model3d" xmlns:o="urn:schemas-microsoft-com:office:office" xmlns:oel="http://schemas.microsoft.com/office/2019/extlst" xmlns:r="http://schemas.openxmlformats.org/officeDocument/2006/relationships" xmlns:m="http://schemas.openxmlformats.org/officeDocument/2006/math" xmlns:v="urn:schemas-microsoft-com:vml" xmlns:wp14="http://schemas.microsoft.com/office/word/2010/wordprocessingDrawing" xmlns:wp="http://schemas.openxmlformats.org/drawingml/2006/wordprocessingDrawing" xmlns:w10="urn:schemas-microsoft-com:office:word" xmlns:w="http://schemas.openxmlformats.org/wordprocessingml/2006/main" xmlns:w14="http://schemas.microsoft.com/office/word/2010/wordml" xmlns:w15="http://schemas.microsoft.com/office/word/2012/wordml" xmlns:w16cex="http://schemas.microsoft.com/office/word/2018/wordml/cex" xmlns:w16cid="http://schemas.microsoft.com/office/word/2016/wordml/cid" xmlns:w16="http://schemas.microsoft.com/office/word/2018/wordml" xmlns:w16sdtdh="http://schemas.microsoft.com/office/word/2020/wordml/sdtdatahash" xmlns:w16se="http://schemas.microsoft.com/office/word/2015/wordml/symex" xmlns:wpg="http://schemas.microsoft.com/office/word/2010/wordprocessingGroup" xmlns:wpi="http://schemas.microsoft.com/office/word/2010/wordprocessingInk" xmlns:wne="http://schemas.microsoft.com/office/word/2006/wordml" xmlns:wps="http://schemas.microsoft.com/office/word/2010/wordprocessingShape" mc:Ignorable="w14 w15 w16se w16cid w16 w16cex w16sdtdh wp14">
+<w:document xmlns:wpc="http://schemas.microsoft.com/office/word/2010/wordprocessingCanvas" xmlns:cx="http://schemas.microsoft.com/office/drawing/2014/chartex" xmlns:cx1="http://schemas.microsoft.com/office/drawing/2015/9/8/chartex" xmlns:cx2="http://schemas.microsoft.com/office/drawing/2015/10/21/chartex" xmlns:cx3="http://schemas.microsoft.com/office/drawing/2016/5/9/chartex" xmlns:cx4="http://schemas.microsoft.com/office/drawing/2016/5/10/chartex" xmlns:cx5="http://schemas.microsoft.com/office/drawing/2016/5/11/chartex" xmlns:cx6="http://schemas.microsoft.com/office/drawing/2016/5/12/chartex" xmlns:cx7="http://schemas.microsoft.com/office/drawing/2016/5/13/chartex" xmlns:cx8="http://schemas.microsoft.com/office/drawing/2016/5/14/chartex" xmlns:mc="http://schemas.openxmlformats.org/markup-compatibility/2006" xmlns:aink="http://schemas.microsoft.com/office/drawing/2016/ink" xmlns:am3d="http://schemas.microsoft.com/office/drawing/2017/model3d" xmlns:o="urn:schemas-microsoft-com:office:office" xmlns:oel="http://schemas.microsoft.com/office/2019/extlst" xmlns:r="http://schemas.openxmlformats.org/officeDocument/2006/relationships" xmlns:m="http://schemas.openxmlformats.org/officeDocument/2006/math" xmlns:v="urn:schemas-microsoft-com:vml" xmlns:wp14="http://schemas.microsoft.com/office/word/2010/wordprocessingDrawing" xmlns:wp="http://schemas.openxmlformats.org/drawingml/2006/wordprocessingDrawing" xmlns:w10="urn:schemas-microsoft-com:office:word" xmlns:w="http://schemas.openxmlformats.org/wordprocessingml/2006/main" xmlns:w14="http://schemas.microsoft.com/office/word/2010/wordml" xmlns:w15="http://schemas.microsoft.com/office/word/2012/wordml" xmlns:w16cex="http://schemas.microsoft.com/office/word/2018/wordml/cex" xmlns:w16cid="http://schemas.microsoft.com/office/word/2016/wordml/cid" xmlns:w16="http://schemas.microsoft.com/office/word/2018/wordml" xmlns:w16du="http://schemas.microsoft.com/office/word/2023/wordml/word16du" xmlns:w16sdtdh="http://schemas.microsoft.com/office/word/2020/wordml/sdtdatahash" xmlns:w16sdtfl="http://schemas.microsoft.com/office/word/2024/wordml/sdtformatlock" xmlns:w16se="http://schemas.microsoft.com/office/word/2015/wordml/symex" xmlns:wpg="http://schemas.microsoft.com/office/word/2010/wordprocessingGroup" xmlns:wpi="http://schemas.microsoft.com/office/word/2010/wordprocessingInk" xmlns:wne="http://schemas.microsoft.com/office/word/2006/wordml" xmlns:wps="http://schemas.microsoft.com/office/word/2010/wordprocessingShape" mc:Ignorable="w14 w15 w16se w16cid w16 w16cex w16sdtdh w16sdtfl w16du wp14">
   <w:body>
     <w:p>
       <w:pPr>
@@ -273,7 +273,7 @@
           <w:sz w:val="28"/>
           <w:szCs w:val="28"/>
         </w:rPr>
-        <w:t>4</w:t>
+        <w:t>1</w:t>
       </w:r>
       <w:r>
         <w:rPr>
@@ -305,7 +305,7 @@
     </w:p>
     <w:p>
       <w:pPr>
-        <w:pStyle w:val="Heading4"/>
+        <w:pStyle w:val="Ttulo4"/>
         <w:shd w:val="clear" w:color="auto" w:fill="FFFFFF"/>
         <w:spacing w:before="0" w:after="120" w:line="300" w:lineRule="exact"/>
         <w:jc w:val="both"/>
@@ -415,7 +415,7 @@
     </w:p>
     <w:p>
       <w:pPr>
-        <w:pStyle w:val="Heading4"/>
+        <w:pStyle w:val="Ttulo4"/>
         <w:shd w:val="clear" w:color="auto" w:fill="FFFFFF"/>
         <w:spacing w:before="0" w:after="120" w:line="300" w:lineRule="exact"/>
         <w:jc w:val="both"/>
@@ -457,7 +457,7 @@
     <w:p/>
     <w:tbl>
       <w:tblPr>
-        <w:tblStyle w:val="TableGrid"/>
+        <w:tblStyle w:val="Tablaconcuadrcula"/>
         <w:tblW w:w="0" w:type="auto"/>
         <w:tblInd w:w="279" w:type="dxa"/>
         <w:tblLook w:val="04A0" w:firstRow="1" w:lastRow="0" w:firstColumn="1" w:lastColumn="0" w:noHBand="0" w:noVBand="1"/>
@@ -991,7 +991,7 @@
                 <w:sz w:val="20"/>
                 <w:szCs w:val="20"/>
               </w:rPr>
-              <w:t>1</w:t>
+              <w:t>99</w:t>
             </w:r>
           </w:p>
         </w:tc>
@@ -1142,6 +1142,46 @@
                                 <w:noProof/>
                               </w:rPr>
                               <w:drawing>
+                                <wp:inline distT="0" distB="0" distL="0" distR="0" wp14:anchorId="03D1CE91" wp14:editId="5DD787F3">
+                                  <wp:extent cx="6431915" cy="3761469"/>
+                                  <wp:effectExtent l="0" t="0" r="6985" b="0"/>
+                                  <wp:docPr id="5408965" name="Imagen 1"/>
+                                  <wp:cNvGraphicFramePr>
+                                    <a:graphicFrameLocks xmlns:a="http://schemas.openxmlformats.org/drawingml/2006/main" noChangeAspect="1"/>
+                                  </wp:cNvGraphicFramePr>
+                                  <a:graphic xmlns:a="http://schemas.openxmlformats.org/drawingml/2006/main">
+                                    <a:graphicData uri="http://schemas.openxmlformats.org/drawingml/2006/picture">
+                                      <pic:pic xmlns:pic="http://schemas.openxmlformats.org/drawingml/2006/picture">
+                                        <pic:nvPicPr>
+                                          <pic:cNvPr id="5408965" name=""/>
+                                          <pic:cNvPicPr/>
+                                        </pic:nvPicPr>
+                                        <pic:blipFill>
+                                          <a:blip r:embed="rId7"/>
+                                          <a:stretch>
+                                            <a:fillRect/>
+                                          </a:stretch>
+                                        </pic:blipFill>
+                                        <pic:spPr>
+                                          <a:xfrm>
+                                            <a:off x="0" y="0"/>
+                                            <a:ext cx="6431915" cy="3761469"/>
+                                          </a:xfrm>
+                                          <a:prstGeom prst="rect">
+                                            <a:avLst/>
+                                          </a:prstGeom>
+                                        </pic:spPr>
+                                      </pic:pic>
+                                    </a:graphicData>
+                                  </a:graphic>
+                                </wp:inline>
+                              </w:drawing>
+                            </w:r>
+                            <w:r>
+                              <w:rPr>
+                                <w:noProof/>
+                              </w:rPr>
+                              <w:drawing>
                                 <wp:inline distT="0" distB="0" distL="0" distR="0" wp14:anchorId="42590D5F" wp14:editId="21AC4BA2">
                                   <wp:extent cx="6507126" cy="3717056"/>
                                   <wp:effectExtent l="0" t="0" r="8255" b="0"/>
@@ -1159,7 +1199,7 @@
                                           </pic:cNvPicPr>
                                         </pic:nvPicPr>
                                         <pic:blipFill>
-                                          <a:blip r:embed="rId7">
+                                          <a:blip r:embed="rId8">
                                             <a:extLst>
                                               <a:ext uri="{28A0092B-C50C-407E-A947-70E740481C1C}">
                                                 <a14:useLocalDpi xmlns:a14="http://schemas.microsoft.com/office/drawing/2010/main" val="0"/>
@@ -1214,10 +1254,50 @@
                 <v:stroke joinstyle="miter"/>
                 <v:path gradientshapeok="t" o:connecttype="rect"/>
               </v:shapetype>
-              <v:shape id="_x0000_s1027" type="#_x0000_t202" style="position:absolute;left:0;text-align:left;margin-left:0;margin-top:46.2pt;width:521.55pt;height:298.85pt;z-index:251693056;visibility:visible;mso-wrap-style:square;mso-width-percent:0;mso-height-percent:0;mso-wrap-distance-left:9pt;mso-wrap-distance-top:3.6pt;mso-wrap-distance-right:9pt;mso-wrap-distance-bottom:3.6pt;mso-position-horizontal:left;mso-position-horizontal-relative:margin;mso-position-vertical:absolute;mso-position-vertical-relative:text;mso-width-percent:0;mso-height-percent:0;mso-width-relative:margin;mso-height-relative:margin;v-text-anchor:top" o:gfxdata="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">
+              <v:shape id="_x0000_s1027" type="#_x0000_t202" style="position:absolute;left:0;text-align:left;margin-left:0;margin-top:46.2pt;width:521.55pt;height:298.85pt;z-index:251693056;visibility:visible;mso-wrap-style:square;mso-width-percent:0;mso-height-percent:0;mso-wrap-distance-left:9pt;mso-wrap-distance-top:3.6pt;mso-wrap-distance-right:9pt;mso-wrap-distance-bottom:3.6pt;mso-position-horizontal:left;mso-position-horizontal-relative:margin;mso-position-vertical:absolute;mso-position-vertical-relative:text;mso-width-percent:0;mso-height-percent:0;mso-width-relative:margin;mso-height-relative:margin;v-text-anchor:top" o:gfxdata="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">
                 <v:textbox>
                   <w:txbxContent>
                     <w:p>
+                      <w:r>
+                        <w:rPr>
+                          <w:noProof/>
+                        </w:rPr>
+                        <w:drawing>
+                          <wp:inline distT="0" distB="0" distL="0" distR="0" wp14:anchorId="03D1CE91" wp14:editId="5DD787F3">
+                            <wp:extent cx="6431915" cy="3761469"/>
+                            <wp:effectExtent l="0" t="0" r="6985" b="0"/>
+                            <wp:docPr id="5408965" name="Imagen 1"/>
+                            <wp:cNvGraphicFramePr>
+                              <a:graphicFrameLocks xmlns:a="http://schemas.openxmlformats.org/drawingml/2006/main" noChangeAspect="1"/>
+                            </wp:cNvGraphicFramePr>
+                            <a:graphic xmlns:a="http://schemas.openxmlformats.org/drawingml/2006/main">
+                              <a:graphicData uri="http://schemas.openxmlformats.org/drawingml/2006/picture">
+                                <pic:pic xmlns:pic="http://schemas.openxmlformats.org/drawingml/2006/picture">
+                                  <pic:nvPicPr>
+                                    <pic:cNvPr id="5408965" name=""/>
+                                    <pic:cNvPicPr/>
+                                  </pic:nvPicPr>
+                                  <pic:blipFill>
+                                    <a:blip r:embed="rId7"/>
+                                    <a:stretch>
+                                      <a:fillRect/>
+                                    </a:stretch>
+                                  </pic:blipFill>
+                                  <pic:spPr>
+                                    <a:xfrm>
+                                      <a:off x="0" y="0"/>
+                                      <a:ext cx="6431915" cy="3761469"/>
+                                    </a:xfrm>
+                                    <a:prstGeom prst="rect">
+                                      <a:avLst/>
+                                    </a:prstGeom>
+                                  </pic:spPr>
+                                </pic:pic>
+                              </a:graphicData>
+                            </a:graphic>
+                          </wp:inline>
+                        </w:drawing>
+                      </w:r>
                       <w:r>
                         <w:rPr>
                           <w:noProof/>
@@ -1302,7 +1382,7 @@
           <w:bCs/>
           <w:color w:val="0070C0"/>
         </w:rPr>
-        <w:t>0</w:t>
+        <w:t>11</w:t>
       </w:r>
       <w:r>
         <w:rPr>
@@ -1338,7 +1418,7 @@
     </w:p>
     <w:p>
       <w:pPr>
-        <w:pStyle w:val="Heading4"/>
+        <w:pStyle w:val="Ttulo4"/>
         <w:shd w:val="clear" w:color="auto" w:fill="FFFFFF"/>
         <w:spacing w:after="120" w:line="300" w:lineRule="exact"/>
         <w:jc w:val="both"/>
@@ -1353,7 +1433,7 @@
     <w:p/>
     <w:p>
       <w:pPr>
-        <w:pStyle w:val="Heading4"/>
+        <w:pStyle w:val="Ttulo4"/>
         <w:shd w:val="clear" w:color="auto" w:fill="FFFFFF"/>
         <w:spacing w:after="120" w:line="300" w:lineRule="exact"/>
         <w:jc w:val="both"/>
@@ -1368,7 +1448,7 @@
     <w:p/>
     <w:p>
       <w:pPr>
-        <w:pStyle w:val="Heading4"/>
+        <w:pStyle w:val="Ttulo4"/>
         <w:shd w:val="clear" w:color="auto" w:fill="FFFFFF"/>
         <w:spacing w:after="120" w:line="300" w:lineRule="exact"/>
         <w:jc w:val="both"/>
@@ -1382,7 +1462,7 @@
     </w:p>
     <w:p>
       <w:pPr>
-        <w:pStyle w:val="Heading4"/>
+        <w:pStyle w:val="Ttulo4"/>
         <w:shd w:val="clear" w:color="auto" w:fill="FFFFFF"/>
         <w:spacing w:after="120" w:line="300" w:lineRule="exact"/>
         <w:jc w:val="both"/>
@@ -1396,7 +1476,7 @@
     </w:p>
     <w:p>
       <w:pPr>
-        <w:pStyle w:val="Heading4"/>
+        <w:pStyle w:val="Ttulo4"/>
         <w:shd w:val="clear" w:color="auto" w:fill="FFFFFF"/>
         <w:spacing w:after="120" w:line="300" w:lineRule="exact"/>
         <w:jc w:val="both"/>
@@ -1410,7 +1490,7 @@
     </w:p>
     <w:p>
       <w:pPr>
-        <w:pStyle w:val="Heading4"/>
+        <w:pStyle w:val="Ttulo4"/>
         <w:shd w:val="clear" w:color="auto" w:fill="FFFFFF"/>
         <w:spacing w:after="120" w:line="300" w:lineRule="exact"/>
         <w:jc w:val="both"/>
@@ -1433,7 +1513,7 @@
     </w:p>
     <w:p>
       <w:pPr>
-        <w:pStyle w:val="Heading4"/>
+        <w:pStyle w:val="Ttulo4"/>
         <w:shd w:val="clear" w:color="auto" w:fill="FFFFFF"/>
         <w:spacing w:after="120" w:line="300" w:lineRule="exact"/>
         <w:jc w:val="both"/>
@@ -1473,7 +1553,7 @@
           <w:iCs w:val="0"/>
           <w:color w:val="0070C0"/>
         </w:rPr>
-        <w:t>15</w:t>
+        <w:t>1</w:t>
       </w:r>
       <w:r>
         <w:rPr>
@@ -1484,75 +1564,7 @@
           <w:iCs w:val="0"/>
           <w:color w:val="0070C0"/>
         </w:rPr>
-        <w:t>.txt</w:t>
-      </w:r>
-      <w:r>
-        <w:rPr>
-          <w:rFonts w:ascii="Arial" w:eastAsia="Times New Roman" w:hAnsi="Arial" w:cs="Arial"/>
-          <w:i w:val="0"/>
-          <w:iCs w:val="0"/>
-          <w:color w:val="auto"/>
-        </w:rPr>
-        <w:t>.  E</w:t>
-      </w:r>
-      <w:r>
-        <w:rPr>
-          <w:rFonts w:ascii="Arial" w:eastAsia="Times New Roman" w:hAnsi="Arial" w:cs="Arial"/>
-          <w:i w:val="0"/>
-          <w:iCs w:val="0"/>
-          <w:color w:val="auto"/>
-        </w:rPr>
-        <w:t xml:space="preserve">ste </w:t>
-      </w:r>
-      <w:r>
-        <w:rPr>
-          <w:rFonts w:ascii="Arial" w:eastAsia="Times New Roman" w:hAnsi="Arial" w:cs="Arial"/>
-          <w:i w:val="0"/>
-          <w:iCs w:val="0"/>
-          <w:color w:val="auto"/>
-        </w:rPr>
-        <w:t>archivo contiene la programación parcial para este diseño de red.</w:t>
-      </w:r>
-    </w:p>
-    <w:p>
-      <w:pPr>
-        <w:pStyle w:val="Heading4"/>
-        <w:shd w:val="clear" w:color="auto" w:fill="FFFFFF"/>
-        <w:spacing w:after="120" w:line="300" w:lineRule="exact"/>
-        <w:jc w:val="both"/>
-        <w:rPr>
-          <w:rFonts w:ascii="Arial" w:eastAsia="Times New Roman" w:hAnsi="Arial" w:cs="Arial"/>
-          <w:i w:val="0"/>
-          <w:iCs w:val="0"/>
-          <w:color w:val="auto"/>
-        </w:rPr>
-      </w:pPr>
-      <w:r>
-        <w:rPr>
-          <w:rFonts w:ascii="Arial" w:eastAsia="Times New Roman" w:hAnsi="Arial" w:cs="Arial"/>
-          <w:i w:val="0"/>
-          <w:iCs w:val="0"/>
-          <w:color w:val="auto"/>
-        </w:rPr>
-        <w:t xml:space="preserve">Finalmente, </w:t>
-      </w:r>
-      <w:r>
-        <w:rPr>
-          <w:rFonts w:ascii="Arial" w:eastAsia="Times New Roman" w:hAnsi="Arial" w:cs="Arial"/>
-          <w:i w:val="0"/>
-          <w:iCs w:val="0"/>
-          <w:color w:val="auto"/>
-        </w:rPr>
-        <w:t xml:space="preserve">descarga </w:t>
-      </w:r>
-      <w:r>
-        <w:rPr>
-          <w:rFonts w:ascii="Arial" w:eastAsia="Times New Roman" w:hAnsi="Arial" w:cs="Arial"/>
-          <w:i w:val="0"/>
-          <w:iCs w:val="0"/>
-          <w:color w:val="auto"/>
-        </w:rPr>
-        <w:t xml:space="preserve">el archivo </w:t>
+        <w:t>1.</w:t>
       </w:r>
       <w:r>
         <w:rPr>
@@ -1563,7 +1575,7 @@
           <w:iCs w:val="0"/>
           <w:color w:val="0070C0"/>
         </w:rPr>
-        <w:t>ComandosBasicosVLANs.txt</w:t>
+        <w:t>txt</w:t>
       </w:r>
       <w:r>
         <w:rPr>
@@ -1572,7 +1584,7 @@
           <w:iCs w:val="0"/>
           <w:color w:val="auto"/>
         </w:rPr>
-        <w:t xml:space="preserve"> </w:t>
+        <w:t>.  E</w:t>
       </w:r>
       <w:r>
         <w:rPr>
@@ -1581,7 +1593,7 @@
           <w:iCs w:val="0"/>
           <w:color w:val="auto"/>
         </w:rPr>
-        <w:t>que</w:t>
+        <w:t xml:space="preserve">ste </w:t>
       </w:r>
       <w:r>
         <w:rPr>
@@ -1590,12 +1602,91 @@
           <w:iCs w:val="0"/>
           <w:color w:val="auto"/>
         </w:rPr>
-        <w:t xml:space="preserve"> contiene la estructura de la sintaxis a seguir para realizar la configuración de las VLANs en los switches y de las subinterfaces en los routers.</w:t>
+        <w:t>archivo contiene la programación parcial para este diseño de red.</w:t>
       </w:r>
     </w:p>
     <w:p>
       <w:pPr>
-        <w:pStyle w:val="Heading4"/>
+        <w:pStyle w:val="Ttulo4"/>
+        <w:shd w:val="clear" w:color="auto" w:fill="FFFFFF"/>
+        <w:spacing w:after="120" w:line="300" w:lineRule="exact"/>
+        <w:jc w:val="both"/>
+        <w:rPr>
+          <w:rFonts w:ascii="Arial" w:eastAsia="Times New Roman" w:hAnsi="Arial" w:cs="Arial"/>
+          <w:i w:val="0"/>
+          <w:iCs w:val="0"/>
+          <w:color w:val="auto"/>
+        </w:rPr>
+      </w:pPr>
+      <w:r>
+        <w:rPr>
+          <w:rFonts w:ascii="Arial" w:eastAsia="Times New Roman" w:hAnsi="Arial" w:cs="Arial"/>
+          <w:i w:val="0"/>
+          <w:iCs w:val="0"/>
+          <w:color w:val="auto"/>
+        </w:rPr>
+        <w:t xml:space="preserve">Finalmente, </w:t>
+      </w:r>
+      <w:r>
+        <w:rPr>
+          <w:rFonts w:ascii="Arial" w:eastAsia="Times New Roman" w:hAnsi="Arial" w:cs="Arial"/>
+          <w:i w:val="0"/>
+          <w:iCs w:val="0"/>
+          <w:color w:val="auto"/>
+        </w:rPr>
+        <w:t xml:space="preserve">descarga </w:t>
+      </w:r>
+      <w:r>
+        <w:rPr>
+          <w:rFonts w:ascii="Arial" w:eastAsia="Times New Roman" w:hAnsi="Arial" w:cs="Arial"/>
+          <w:i w:val="0"/>
+          <w:iCs w:val="0"/>
+          <w:color w:val="auto"/>
+        </w:rPr>
+        <w:t xml:space="preserve">el archivo </w:t>
+      </w:r>
+      <w:r>
+        <w:rPr>
+          <w:rFonts w:ascii="Arial" w:eastAsia="Times New Roman" w:hAnsi="Arial" w:cs="Arial"/>
+          <w:b/>
+          <w:bCs/>
+          <w:i w:val="0"/>
+          <w:iCs w:val="0"/>
+          <w:color w:val="0070C0"/>
+        </w:rPr>
+        <w:t>ComandosBasicosVLANs.txt</w:t>
+      </w:r>
+      <w:r>
+        <w:rPr>
+          <w:rFonts w:ascii="Arial" w:eastAsia="Times New Roman" w:hAnsi="Arial" w:cs="Arial"/>
+          <w:i w:val="0"/>
+          <w:iCs w:val="0"/>
+          <w:color w:val="auto"/>
+        </w:rPr>
+        <w:t xml:space="preserve"> </w:t>
+      </w:r>
+      <w:r>
+        <w:rPr>
+          <w:rFonts w:ascii="Arial" w:eastAsia="Times New Roman" w:hAnsi="Arial" w:cs="Arial"/>
+          <w:i w:val="0"/>
+          <w:iCs w:val="0"/>
+          <w:color w:val="auto"/>
+        </w:rPr>
+        <w:t>que</w:t>
+      </w:r>
+      <w:r>
+        <w:rPr>
+          <w:rFonts w:ascii="Arial" w:eastAsia="Times New Roman" w:hAnsi="Arial" w:cs="Arial"/>
+          <w:i w:val="0"/>
+          <w:iCs w:val="0"/>
+          <w:color w:val="auto"/>
+        </w:rPr>
+        <w:t xml:space="preserve"> contiene la estructura de la sintaxis a seguir para realizar la configuración de las VLANs en los switches y de las subinterfaces en los routers.</w:t>
+      </w:r>
+    </w:p>
+    <w:p>
+      <w:pPr>
+        <w:pStyle w:val="Ttulo4"/>
         <w:shd w:val="clear" w:color="auto" w:fill="FFFFFF" w:themeFill="background1"/>
         <w:spacing w:before="0" w:after="120" w:line="300" w:lineRule="exact"/>
         <w:jc w:val="both"/>
@@ -2895,7 +2986,7 @@
 </file>
 
 <file path=word/numbering.xml><?xml version="1.0" encoding="utf-8"?>
-<w:numbering xmlns:wpc="http://schemas.microsoft.com/office/word/2010/wordprocessingCanvas" xmlns:cx="http://schemas.microsoft.com/office/drawing/2014/chartex" xmlns:cx1="http://schemas.microsoft.com/office/drawing/2015/9/8/chartex" xmlns:cx2="http://schemas.microsoft.com/office/drawing/2015/10/21/chartex" xmlns:cx3="http://schemas.microsoft.com/office/drawing/2016/5/9/chartex" xmlns:cx4="http://schemas.microsoft.com/office/drawing/2016/5/10/chartex" xmlns:cx5="http://schemas.microsoft.com/office/drawing/2016/5/11/chartex" xmlns:cx6="http://schemas.microsoft.com/office/drawing/2016/5/12/chartex" xmlns:cx7="http://schemas.microsoft.com/office/drawing/2016/5/13/chartex" xmlns:cx8="http://schemas.microsoft.com/office/drawing/2016/5/14/chartex" xmlns:mc="http://schemas.openxmlformats.org/markup-compatibility/2006" xmlns:aink="http://schemas.microsoft.com/office/drawing/2016/ink" xmlns:am3d="http://schemas.microsoft.com/office/drawing/2017/model3d" xmlns:o="urn:schemas-microsoft-com:office:office" xmlns:oel="http://schemas.microsoft.com/office/2019/extlst" xmlns:r="http://schemas.openxmlformats.org/officeDocument/2006/relationships" xmlns:m="http://schemas.openxmlformats.org/officeDocument/2006/math" xmlns:v="urn:schemas-microsoft-com:vml" xmlns:wp14="http://schemas.microsoft.com/office/word/2010/wordprocessingDrawing" xmlns:wp="http://schemas.openxmlformats.org/drawingml/2006/wordprocessingDrawing" xmlns:w10="urn:schemas-microsoft-com:office:word" xmlns:w="http://schemas.openxmlformats.org/wordprocessingml/2006/main" xmlns:w14="http://schemas.microsoft.com/office/word/2010/wordml" xmlns:w15="http://schemas.microsoft.com/office/word/2012/wordml" xmlns:w16cex="http://schemas.microsoft.com/office/word/2018/wordml/cex" xmlns:w16cid="http://schemas.microsoft.com/office/word/2016/wordml/cid" xmlns:w16="http://schemas.microsoft.com/office/word/2018/wordml" xmlns:w16sdtdh="http://schemas.microsoft.com/office/word/2020/wordml/sdtdatahash" xmlns:w16se="http://schemas.microsoft.com/office/word/2015/wordml/symex" xmlns:wpg="http://schemas.microsoft.com/office/word/2010/wordprocessingGroup" xmlns:wpi="http://schemas.microsoft.com/office/word/2010/wordprocessingInk" xmlns:wne="http://schemas.microsoft.com/office/word/2006/wordml" xmlns:wps="http://schemas.microsoft.com/office/word/2010/wordprocessingShape" mc:Ignorable="w14 w15 w16se w16cid w16 w16cex w16sdtdh wp14">
+<w:numbering xmlns:wpc="http://schemas.microsoft.com/office/word/2010/wordprocessingCanvas" xmlns:cx="http://schemas.microsoft.com/office/drawing/2014/chartex" xmlns:cx1="http://schemas.microsoft.com/office/drawing/2015/9/8/chartex" xmlns:cx2="http://schemas.microsoft.com/office/drawing/2015/10/21/chartex" xmlns:cx3="http://schemas.microsoft.com/office/drawing/2016/5/9/chartex" xmlns:cx4="http://schemas.microsoft.com/office/drawing/2016/5/10/chartex" xmlns:cx5="http://schemas.microsoft.com/office/drawing/2016/5/11/chartex" xmlns:cx6="http://schemas.microsoft.com/office/drawing/2016/5/12/chartex" xmlns:cx7="http://schemas.microsoft.com/office/drawing/2016/5/13/chartex" xmlns:cx8="http://schemas.microsoft.com/office/drawing/2016/5/14/chartex" xmlns:mc="http://schemas.openxmlformats.org/markup-compatibility/2006" xmlns:aink="http://schemas.microsoft.com/office/drawing/2016/ink" xmlns:am3d="http://schemas.microsoft.com/office/drawing/2017/model3d" xmlns:o="urn:schemas-microsoft-com:office:office" xmlns:oel="http://schemas.microsoft.com/office/2019/extlst" xmlns:r="http://schemas.openxmlformats.org/officeDocument/2006/relationships" xmlns:m="http://schemas.openxmlformats.org/officeDocument/2006/math" xmlns:v="urn:schemas-microsoft-com:vml" xmlns:wp14="http://schemas.microsoft.com/office/word/2010/wordprocessingDrawing" xmlns:wp="http://schemas.openxmlformats.org/drawingml/2006/wordprocessingDrawing" xmlns:w10="urn:schemas-microsoft-com:office:word" xmlns:w="http://schemas.openxmlformats.org/wordprocessingml/2006/main" xmlns:w14="http://schemas.microsoft.com/office/word/2010/wordml" xmlns:w15="http://schemas.microsoft.com/office/word/2012/wordml" xmlns:w16cex="http://schemas.microsoft.com/office/word/2018/wordml/cex" xmlns:w16cid="http://schemas.microsoft.com/office/word/2016/wordml/cid" xmlns:w16="http://schemas.microsoft.com/office/word/2018/wordml" xmlns:w16du="http://schemas.microsoft.com/office/word/2023/wordml/word16du" xmlns:w16sdtdh="http://schemas.microsoft.com/office/word/2020/wordml/sdtdatahash" xmlns:w16sdtfl="http://schemas.microsoft.com/office/word/2024/wordml/sdtformatlock" xmlns:w16se="http://schemas.microsoft.com/office/word/2015/wordml/symex" xmlns:wpg="http://schemas.microsoft.com/office/word/2010/wordprocessingGroup" xmlns:wpi="http://schemas.microsoft.com/office/word/2010/wordprocessingInk" xmlns:wne="http://schemas.microsoft.com/office/word/2006/wordml" xmlns:wps="http://schemas.microsoft.com/office/word/2010/wordprocessingShape" mc:Ignorable="w14 w15 w16se w16cid w16 w16cex w16sdtdh w16sdtfl w16du wp14">
   <w:abstractNum w:abstractNumId="0" w15:restartNumberingAfterBreak="0">
     <w:nsid w:val="0AD70688"/>
     <w:multiLevelType w:val="hybridMultilevel"/>
@@ -4818,7 +4909,7 @@
 </file>
 
 <file path=word/styles.xml><?xml version="1.0" encoding="utf-8"?>
-<w:styles xmlns:mc="http://schemas.openxmlformats.org/markup-compatibility/2006" xmlns:r="http://schemas.openxmlformats.org/officeDocument/2006/relationships" xmlns:w="http://schemas.openxmlformats.org/wordprocessingml/2006/main" xmlns:w14="http://schemas.microsoft.com/office/word/2010/wordml" xmlns:w15="http://schemas.microsoft.com/office/word/2012/wordml" xmlns:w16cex="http://schemas.microsoft.com/office/word/2018/wordml/cex" xmlns:w16cid="http://schemas.microsoft.com/office/word/2016/wordml/cid" xmlns:w16="http://schemas.microsoft.com/office/word/2018/wordml" xmlns:w16sdtdh="http://schemas.microsoft.com/office/word/2020/wordml/sdtdatahash" xmlns:w16se="http://schemas.microsoft.com/office/word/2015/wordml/symex" mc:Ignorable="w14 w15 w16se w16cid w16 w16cex w16sdtdh">
+<w:styles xmlns:mc="http://schemas.openxmlformats.org/markup-compatibility/2006" xmlns:r="http://schemas.openxmlformats.org/officeDocument/2006/relationships" xmlns:w="http://schemas.openxmlformats.org/wordprocessingml/2006/main" xmlns:w14="http://schemas.microsoft.com/office/word/2010/wordml" xmlns:w15="http://schemas.microsoft.com/office/word/2012/wordml" xmlns:w16cex="http://schemas.microsoft.com/office/word/2018/wordml/cex" xmlns:w16cid="http://schemas.microsoft.com/office/word/2016/wordml/cid" xmlns:w16="http://schemas.microsoft.com/office/word/2018/wordml" xmlns:w16du="http://schemas.microsoft.com/office/word/2023/wordml/word16du" xmlns:w16sdtdh="http://schemas.microsoft.com/office/word/2020/wordml/sdtdatahash" xmlns:w16sdtfl="http://schemas.microsoft.com/office/word/2024/wordml/sdtformatlock" xmlns:w16se="http://schemas.microsoft.com/office/word/2015/wordml/symex" mc:Ignorable="w14 w15 w16se w16cid w16 w16cex w16sdtdh w16sdtfl w16du">
   <w:docDefaults>
     <w:rPrDefault>
       <w:rPr>
@@ -5213,7 +5304,7 @@
       <w:lang w:val="es-ES" w:eastAsia="es-ES"/>
     </w:rPr>
   </w:style>
-  <w:style w:type="paragraph" w:styleId="Heading1">
+  <w:style w:type="paragraph" w:styleId="Ttulo1">
     <w:name w:val="heading 1"/>
     <w:basedOn w:val="Normal"/>
     <w:next w:val="Normal"/>
@@ -5229,11 +5320,11 @@
       <w:sz w:val="24"/>
     </w:rPr>
   </w:style>
-  <w:style w:type="paragraph" w:styleId="Heading4">
+  <w:style w:type="paragraph" w:styleId="Ttulo4">
     <w:name w:val="heading 4"/>
     <w:basedOn w:val="Normal"/>
     <w:next w:val="Normal"/>
-    <w:link w:val="Heading4Char"/>
+    <w:link w:val="Ttulo4Car"/>
     <w:uiPriority w:val="9"/>
     <w:unhideWhenUsed/>
     <w:qFormat/>
@@ -5251,13 +5342,13 @@
       <w:color w:val="2E74B5" w:themeColor="accent1" w:themeShade="BF"/>
     </w:rPr>
   </w:style>
-  <w:style w:type="character" w:default="1" w:styleId="DefaultParagraphFont">
+  <w:style w:type="character" w:default="1" w:styleId="Fuentedeprrafopredeter">
     <w:name w:val="Default Paragraph Font"/>
     <w:uiPriority w:val="1"/>
     <w:semiHidden/>
     <w:unhideWhenUsed/>
   </w:style>
-  <w:style w:type="table" w:default="1" w:styleId="TableNormal">
+  <w:style w:type="table" w:default="1" w:styleId="Tablanormal">
     <w:name w:val="Normal Table"/>
     <w:uiPriority w:val="99"/>
     <w:semiHidden/>
@@ -5272,37 +5363,37 @@
       </w:tblCellMar>
     </w:tblPr>
   </w:style>
-  <w:style w:type="numbering" w:default="1" w:styleId="NoList">
+  <w:style w:type="numbering" w:default="1" w:styleId="Sinlista">
     <w:name w:val="No List"/>
     <w:uiPriority w:val="99"/>
     <w:semiHidden/>
     <w:unhideWhenUsed/>
   </w:style>
-  <w:style w:type="character" w:styleId="Hyperlink">
+  <w:style w:type="character" w:styleId="Hipervnculo">
     <w:name w:val="Hyperlink"/>
     <w:rPr>
       <w:color w:val="0000FF"/>
       <w:u w:val="single"/>
     </w:rPr>
   </w:style>
-  <w:style w:type="paragraph" w:styleId="BodyText">
+  <w:style w:type="paragraph" w:styleId="Textoindependiente">
     <w:name w:val="Body Text"/>
     <w:basedOn w:val="Normal"/>
     <w:rPr>
       <w:color w:val="0000FF"/>
     </w:rPr>
   </w:style>
-  <w:style w:type="character" w:styleId="FollowedHyperlink">
+  <w:style w:type="character" w:styleId="Hipervnculovisitado">
     <w:name w:val="FollowedHyperlink"/>
     <w:rPr>
       <w:color w:val="800080"/>
       <w:u w:val="single"/>
     </w:rPr>
   </w:style>
-  <w:style w:type="paragraph" w:styleId="BalloonText">
+  <w:style w:type="paragraph" w:styleId="Textodeglobo">
     <w:name w:val="Balloon Text"/>
     <w:basedOn w:val="Normal"/>
-    <w:link w:val="BalloonTextChar"/>
+    <w:link w:val="TextodegloboCar"/>
     <w:uiPriority w:val="99"/>
     <w:semiHidden/>
     <w:unhideWhenUsed/>
@@ -5313,9 +5404,9 @@
       <w:szCs w:val="16"/>
     </w:rPr>
   </w:style>
-  <w:style w:type="character" w:customStyle="1" w:styleId="BalloonTextChar">
-    <w:name w:val="Balloon Text Char"/>
-    <w:link w:val="BalloonText"/>
+  <w:style w:type="character" w:customStyle="1" w:styleId="TextodegloboCar">
+    <w:name w:val="Texto de globo Car"/>
+    <w:link w:val="Textodeglobo"/>
     <w:uiPriority w:val="99"/>
     <w:semiHidden/>
     <w:rsid w:val="00D079ED"/>
@@ -5326,10 +5417,10 @@
       <w:lang w:val="es-ES" w:eastAsia="es-ES"/>
     </w:rPr>
   </w:style>
-  <w:style w:type="character" w:customStyle="1" w:styleId="Heading4Char">
-    <w:name w:val="Heading 4 Char"/>
-    <w:basedOn w:val="DefaultParagraphFont"/>
-    <w:link w:val="Heading4"/>
+  <w:style w:type="character" w:customStyle="1" w:styleId="Ttulo4Car">
+    <w:name w:val="Título 4 Car"/>
+    <w:basedOn w:val="Fuentedeprrafopredeter"/>
+    <w:link w:val="Ttulo4"/>
     <w:uiPriority w:val="9"/>
     <w:rsid w:val="00CA2AB1"/>
     <w:rPr>
@@ -5340,9 +5431,9 @@
       <w:lang w:val="es-ES" w:eastAsia="es-ES"/>
     </w:rPr>
   </w:style>
-  <w:style w:type="table" w:styleId="TableGrid">
+  <w:style w:type="table" w:styleId="Tablaconcuadrcula">
     <w:name w:val="Table Grid"/>
-    <w:basedOn w:val="TableNormal"/>
+    <w:basedOn w:val="Tablanormal"/>
     <w:uiPriority w:val="39"/>
     <w:rsid w:val="00E03363"/>
     <w:rPr>
@@ -5417,7 +5508,7 @@
       <w:lang w:val="en-US" w:eastAsia="en-US"/>
     </w:rPr>
   </w:style>
-  <w:style w:type="paragraph" w:styleId="ListParagraph">
+  <w:style w:type="paragraph" w:styleId="Prrafodelista">
     <w:name w:val="List Paragraph"/>
     <w:basedOn w:val="Normal"/>
     <w:uiPriority w:val="34"/>
@@ -5431,7 +5522,7 @@
   <w:style w:type="paragraph" w:customStyle="1" w:styleId="Task">
     <w:name w:val="Task"/>
     <w:basedOn w:val="Normal"/>
-    <w:next w:val="BodyText"/>
+    <w:next w:val="Textoindependiente"/>
     <w:rsid w:val="00244F6E"/>
     <w:pPr>
       <w:keepNext/>
@@ -5461,9 +5552,9 @@
       <w:lang w:val="en-US" w:eastAsia="en-US"/>
     </w:rPr>
   </w:style>
-  <w:style w:type="character" w:styleId="Strong">
+  <w:style w:type="character" w:styleId="Fuerte">
     <w:name w:val="Strong"/>
-    <w:basedOn w:val="DefaultParagraphFont"/>
+    <w:basedOn w:val="Fuentedeprrafopredeter"/>
     <w:uiPriority w:val="22"/>
     <w:qFormat/>
     <w:rsid w:val="00233174"/>
@@ -5489,7 +5580,7 @@
   </w:style>
   <w:style w:type="character" w:customStyle="1" w:styleId="instructurefileholder">
     <w:name w:val="instructure_file_holder"/>
-    <w:basedOn w:val="DefaultParagraphFont"/>
+    <w:basedOn w:val="Fuentedeprrafopredeter"/>
     <w:rsid w:val="00233174"/>
   </w:style>
   <w:style w:type="table" w:customStyle="1" w:styleId="TableNormal1">
